--- a/test_unfold/templates/contract_template.docx
+++ b/test_unfold/templates/contract_template.docx
@@ -436,6 +436,11 @@
             <w:tcW w:w="4320" w:type="dxa"/>
           </w:tcPr>
           <w:p>
+            <w:pPr>
+              <w:rPr>
+                <w:lang w:val="vi-VN"/>
+              </w:rPr>
+            </w:pPr>
             <w:hyperlink r:id="rId6" w:history="1">
               <w:r>
                 <w:rPr>
@@ -444,6 +449,16 @@
                 <w:t>{{customer_signature}}</w:t>
               </w:r>
             </w:hyperlink>
+          </w:p>
+          <w:p>
+            <w:pPr>
+              <w:rPr>
+                <w:lang w:val="vi-VN"/>
+              </w:rPr>
+            </w:pPr>
+            <w:r>
+              <w:t>{{customer_name}}</w:t>
+            </w:r>
           </w:p>
         </w:tc>
         <w:tc>
@@ -461,19 +476,7 @@
                 <w:rPr>
                   <w:rStyle w:val="Hyperlink"/>
                 </w:rPr>
-                <w:t>{{staff_s</w:t>
-              </w:r>
-              <w:r>
-                <w:rPr>
-                  <w:rStyle w:val="Hyperlink"/>
-                </w:rPr>
-                <w:t>i</w:t>
-              </w:r>
-              <w:r>
-                <w:rPr>
-                  <w:rStyle w:val="Hyperlink"/>
-                </w:rPr>
-                <w:t>gnature}}</w:t>
+                <w:t>{{staff_signature}}</w:t>
               </w:r>
             </w:hyperlink>
           </w:p>
@@ -1302,6 +1305,7 @@
   <w:style w:type="character" w:default="1" w:styleId="DefaultParagraphFont">
     <w:name w:val="Default Paragraph Font"/>
     <w:uiPriority w:val="1"/>
+    <w:semiHidden/>
     <w:unhideWhenUsed/>
   </w:style>
   <w:style w:type="table" w:default="1" w:styleId="TableNormal">
